--- a/TS-Padam/TS-5.7/TS 5.7 Sanskrit Pada Paatam Corrections.docx
+++ b/TS-Padam/TS-5.7/TS 5.7 Sanskrit Pada Paatam Corrections.docx
@@ -2,6 +2,557 @@
 <file path=word/document.xml><?xml version="1.0" encoding="utf-8"?>
 <w:document xmlns:wpc="http://schemas.microsoft.com/office/word/2010/wordprocessingCanvas" xmlns:cx="http://schemas.microsoft.com/office/drawing/2014/chartex" xmlns:cx1="http://schemas.microsoft.com/office/drawing/2015/9/8/chartex" xmlns:cx2="http://schemas.microsoft.com/office/drawing/2015/10/21/chartex" xmlns:cx3="http://schemas.microsoft.com/office/drawing/2016/5/9/chartex" xmlns:cx4="http://schemas.microsoft.com/office/drawing/2016/5/10/chartex" xmlns:cx5="http://schemas.microsoft.com/office/drawing/2016/5/11/chartex" xmlns:cx6="http://schemas.microsoft.com/office/drawing/2016/5/12/chartex" xmlns:cx7="http://schemas.microsoft.com/office/drawing/2016/5/13/chartex" xmlns:cx8="http://schemas.microsoft.com/office/drawing/2016/5/14/chartex" xmlns:mc="http://schemas.openxmlformats.org/markup-compatibility/2006" xmlns:aink="http://schemas.microsoft.com/office/drawing/2016/ink" xmlns:am3d="http://schemas.microsoft.com/office/drawing/2017/model3d" xmlns:o="urn:schemas-microsoft-com:office:office" xmlns:oel="http://schemas.microsoft.com/office/2019/extlst" xmlns:r="http://schemas.openxmlformats.org/officeDocument/2006/relationships" xmlns:m="http://schemas.openxmlformats.org/officeDocument/2006/math" xmlns:v="urn:schemas-microsoft-com:vml" xmlns:wp14="http://schemas.microsoft.com/office/word/2010/wordprocessingDrawing" xmlns:wp="http://schemas.openxmlformats.org/drawingml/2006/wordprocessingDrawing" xmlns:w10="urn:schemas-microsoft-com:office:word" xmlns:w="http://schemas.openxmlformats.org/wordprocessingml/2006/main" xmlns:w14="http://schemas.microsoft.com/office/word/2010/wordml" xmlns:w15="http://schemas.microsoft.com/office/word/2012/wordml" xmlns:w16cex="http://schemas.microsoft.com/office/word/2018/wordml/cex" xmlns:w16cid="http://schemas.microsoft.com/office/word/2016/wordml/cid" xmlns:w16="http://schemas.microsoft.com/office/word/2018/wordml" xmlns:w16du="http://schemas.microsoft.com/office/word/2023/wordml/word16du" xmlns:w16sdtdh="http://schemas.microsoft.com/office/word/2020/wordml/sdtdatahash" xmlns:w16sdtfl="http://schemas.microsoft.com/office/word/2024/wordml/sdtformatlock" xmlns:w16se="http://schemas.microsoft.com/office/word/2015/wordml/symex" xmlns:wpg="http://schemas.microsoft.com/office/word/2010/wordprocessingGroup" xmlns:wpi="http://schemas.microsoft.com/office/word/2010/wordprocessingInk" xmlns:wne="http://schemas.microsoft.com/office/word/2006/wordml" xmlns:wps="http://schemas.microsoft.com/office/word/2010/wordprocessingShape" mc:Ignorable="w14 w15 w16se w16cid w16 w16cex w16sdtdh w16sdtfl w16du wp14">
   <w:body>
+    <w:p>
+      <w:pPr>
+        <w:jc w:val="center"/>
+        <w:rPr>
+          <w:b/>
+          <w:bCs/>
+          <w:sz w:val="32"/>
+          <w:szCs w:val="32"/>
+          <w:u w:val="single"/>
+        </w:rPr>
+      </w:pPr>
+      <w:r>
+        <w:rPr>
+          <w:b/>
+          <w:bCs/>
+          <w:sz w:val="32"/>
+          <w:szCs w:val="32"/>
+          <w:u w:val="single"/>
+        </w:rPr>
+        <w:t>TS Pada Paatam – TS 5.7 Sanskrit co</w:t>
+      </w:r>
+      <w:r>
+        <w:rPr>
+          <w:b/>
+          <w:bCs/>
+          <w:sz w:val="32"/>
+          <w:szCs w:val="32"/>
+          <w:u w:val="single"/>
+        </w:rPr>
+        <w:t>rrections –</w:t>
+      </w:r>
+      <w:r>
+        <w:rPr>
+          <w:b/>
+          <w:bCs/>
+          <w:sz w:val="32"/>
+          <w:szCs w:val="32"/>
+          <w:u w:val="single"/>
+        </w:rPr>
+        <w:t xml:space="preserve"> </w:t>
+      </w:r>
+      <w:r>
+        <w:rPr>
+          <w:b/>
+          <w:bCs/>
+          <w:sz w:val="32"/>
+          <w:szCs w:val="32"/>
+          <w:u w:val="single"/>
+        </w:rPr>
+        <w:t xml:space="preserve">Observed till </w:t>
+      </w:r>
+      <w:r>
+        <w:rPr>
+          <w:b/>
+          <w:bCs/>
+          <w:sz w:val="32"/>
+          <w:szCs w:val="32"/>
+          <w:highlight w:val="red"/>
+          <w:u w:val="single"/>
+        </w:rPr>
+        <w:t>?????</w:t>
+      </w:r>
+    </w:p>
+    <w:p>
+      <w:pPr>
+        <w:jc w:val="center"/>
+        <w:rPr>
+          <w:b/>
+          <w:bCs/>
+        </w:rPr>
+      </w:pPr>
+      <w:r>
+        <w:rPr>
+          <w:b/>
+          <w:bCs/>
+        </w:rPr>
+        <w:t xml:space="preserve"> (ignore those which are already incorporated in your book’s version and date)</w:t>
+      </w:r>
+    </w:p>
+    <w:tbl>
+      <w:tblPr>
+        <w:tblW w:w="12949" w:type="dxa"/>
+        <w:tblInd w:w="-792" w:type="dxa"/>
+        <w:tblBorders>
+          <w:top w:val="single" w:sz="4" w:space="0" w:color="000000"/>
+          <w:left w:val="single" w:sz="4" w:space="0" w:color="000000"/>
+          <w:bottom w:val="single" w:sz="4" w:space="0" w:color="000000"/>
+          <w:right w:val="single" w:sz="4" w:space="0" w:color="000000"/>
+          <w:insideH w:val="single" w:sz="4" w:space="0" w:color="000000"/>
+          <w:insideV w:val="single" w:sz="4" w:space="0" w:color="000000"/>
+        </w:tblBorders>
+        <w:tblLook w:val="04A0" w:firstRow="1" w:lastRow="0" w:firstColumn="1" w:lastColumn="0" w:noHBand="0" w:noVBand="1"/>
+      </w:tblPr>
+      <w:tblGrid>
+        <w:gridCol w:w="3168"/>
+        <w:gridCol w:w="4820"/>
+        <w:gridCol w:w="4961"/>
+      </w:tblGrid>
+      <w:tr>
+        <w:tc>
+          <w:tcPr>
+            <w:tcW w:w="3168" w:type="dxa"/>
+          </w:tcPr>
+          <w:p>
+            <w:pPr>
+              <w:spacing w:before="0" w:line="240" w:lineRule="auto"/>
+              <w:jc w:val="center"/>
+              <w:rPr>
+                <w:sz w:val="32"/>
+                <w:szCs w:val="32"/>
+              </w:rPr>
+            </w:pPr>
+            <w:r>
+              <w:rPr>
+                <w:sz w:val="32"/>
+                <w:szCs w:val="32"/>
+              </w:rPr>
+              <w:t>Section, Paragraph</w:t>
+            </w:r>
+          </w:p>
+          <w:p>
+            <w:pPr>
+              <w:spacing w:before="0" w:line="240" w:lineRule="auto"/>
+              <w:jc w:val="center"/>
+              <w:rPr>
+                <w:sz w:val="32"/>
+                <w:szCs w:val="32"/>
+              </w:rPr>
+            </w:pPr>
+            <w:r>
+              <w:rPr>
+                <w:sz w:val="32"/>
+                <w:szCs w:val="32"/>
+              </w:rPr>
+              <w:t>Reference</w:t>
+            </w:r>
+          </w:p>
+        </w:tc>
+        <w:tc>
+          <w:tcPr>
+            <w:tcW w:w="4820" w:type="dxa"/>
+          </w:tcPr>
+          <w:p>
+            <w:pPr>
+              <w:spacing w:before="0" w:line="240" w:lineRule="auto"/>
+              <w:jc w:val="center"/>
+              <w:rPr>
+                <w:sz w:val="32"/>
+                <w:szCs w:val="32"/>
+              </w:rPr>
+            </w:pPr>
+            <w:r>
+              <w:rPr>
+                <w:sz w:val="32"/>
+                <w:szCs w:val="32"/>
+              </w:rPr>
+              <w:t>As Printed</w:t>
+            </w:r>
+          </w:p>
+        </w:tc>
+        <w:tc>
+          <w:tcPr>
+            <w:tcW w:w="4961" w:type="dxa"/>
+          </w:tcPr>
+          <w:p>
+            <w:pPr>
+              <w:spacing w:before="0" w:line="240" w:lineRule="auto"/>
+              <w:ind w:right="-18"/>
+              <w:jc w:val="center"/>
+              <w:rPr>
+                <w:sz w:val="32"/>
+                <w:szCs w:val="32"/>
+              </w:rPr>
+            </w:pPr>
+            <w:r>
+              <w:rPr>
+                <w:sz w:val="32"/>
+                <w:szCs w:val="32"/>
+              </w:rPr>
+              <w:t>To be read as or corrected as</w:t>
+            </w:r>
+          </w:p>
+        </w:tc>
+      </w:tr>
+      <w:tr>
+        <w:trPr>
+          <w:trHeight w:val="1105"/>
+        </w:trPr>
+        <w:tc>
+          <w:tcPr>
+            <w:tcW w:w="3168" w:type="dxa"/>
+            <w:tcBorders>
+              <w:top w:val="single" w:sz="4" w:space="0" w:color="000000"/>
+              <w:left w:val="single" w:sz="4" w:space="0" w:color="000000"/>
+              <w:bottom w:val="single" w:sz="4" w:space="0" w:color="000000"/>
+              <w:right w:val="single" w:sz="4" w:space="0" w:color="000000"/>
+            </w:tcBorders>
+          </w:tcPr>
+          <w:p>
+            <w:pPr>
+              <w:spacing w:before="0" w:line="240" w:lineRule="auto"/>
+              <w:rPr>
+                <w:rFonts w:cs="Latha"/>
+                <w:b/>
+                <w:sz w:val="28"/>
+                <w:szCs w:val="28"/>
+                <w:lang w:val="it-IT" w:bidi="ta-IN"/>
+              </w:rPr>
+            </w:pPr>
+            <w:r>
+              <w:rPr>
+                <w:rFonts w:cs="Latha"/>
+                <w:b/>
+                <w:sz w:val="28"/>
+                <w:szCs w:val="28"/>
+                <w:lang w:val="it-IT" w:bidi="ta-IN"/>
+              </w:rPr>
+              <w:t>5.7.</w:t>
+            </w:r>
+            <w:r>
+              <w:rPr>
+                <w:rFonts w:cs="Latha"/>
+                <w:b/>
+                <w:sz w:val="28"/>
+                <w:szCs w:val="28"/>
+                <w:lang w:val="it-IT" w:bidi="ta-IN"/>
+              </w:rPr>
+              <w:t>1.1</w:t>
+            </w:r>
+            <w:r>
+              <w:rPr>
+                <w:rFonts w:cs="Latha"/>
+                <w:b/>
+                <w:sz w:val="28"/>
+                <w:szCs w:val="28"/>
+                <w:lang w:val="it-IT" w:bidi="ta-IN"/>
+              </w:rPr>
+              <w:t xml:space="preserve"> – Padam</w:t>
+            </w:r>
+          </w:p>
+          <w:p>
+            <w:pPr>
+              <w:spacing w:before="0" w:line="240" w:lineRule="auto"/>
+              <w:rPr>
+                <w:rFonts w:cs="Latha"/>
+                <w:b/>
+                <w:sz w:val="28"/>
+                <w:szCs w:val="28"/>
+                <w:lang w:val="it-IT" w:bidi="ta-IN"/>
+              </w:rPr>
+            </w:pPr>
+            <w:r>
+              <w:rPr>
+                <w:rFonts w:cs="Latha"/>
+                <w:b/>
+                <w:sz w:val="28"/>
+                <w:szCs w:val="28"/>
+                <w:lang w:val="it-IT" w:bidi="ta-IN"/>
+              </w:rPr>
+              <w:t xml:space="preserve">Padam No. - </w:t>
+            </w:r>
+            <w:r>
+              <w:rPr>
+                <w:rFonts w:cs="Latha"/>
+                <w:b/>
+                <w:sz w:val="28"/>
+                <w:szCs w:val="28"/>
+                <w:lang w:val="it-IT" w:bidi="ta-IN"/>
+              </w:rPr>
+              <w:t>25</w:t>
+            </w:r>
+          </w:p>
+          <w:p>
+            <w:pPr>
+              <w:spacing w:before="0" w:line="240" w:lineRule="auto"/>
+              <w:rPr>
+                <w:rFonts w:cs="Latha"/>
+                <w:b/>
+                <w:sz w:val="28"/>
+                <w:szCs w:val="28"/>
+                <w:lang w:val="it-IT" w:bidi="ta-IN"/>
+              </w:rPr>
+            </w:pPr>
+            <w:r>
+              <w:rPr>
+                <w:rFonts w:cs="Latha"/>
+                <w:b/>
+                <w:sz w:val="28"/>
+                <w:szCs w:val="28"/>
+                <w:lang w:val="it-IT" w:bidi="ta-IN"/>
+              </w:rPr>
+              <w:t xml:space="preserve">Panchaati  No. -  </w:t>
+            </w:r>
+            <w:r>
+              <w:rPr>
+                <w:rFonts w:cs="Latha"/>
+                <w:b/>
+                <w:sz w:val="28"/>
+                <w:szCs w:val="28"/>
+                <w:lang w:val="it-IT" w:bidi="ta-IN"/>
+              </w:rPr>
+              <w:t>1</w:t>
+            </w:r>
+          </w:p>
+        </w:tc>
+        <w:tc>
+          <w:tcPr>
+            <w:tcW w:w="4820" w:type="dxa"/>
+            <w:tcBorders>
+              <w:top w:val="single" w:sz="4" w:space="0" w:color="000000"/>
+              <w:left w:val="single" w:sz="4" w:space="0" w:color="000000"/>
+              <w:bottom w:val="single" w:sz="4" w:space="0" w:color="000000"/>
+              <w:right w:val="single" w:sz="4" w:space="0" w:color="000000"/>
+            </w:tcBorders>
+          </w:tcPr>
+          <w:p>
+            <w:pPr>
+              <w:widowControl w:val="0"/>
+              <w:autoSpaceDE w:val="0"/>
+              <w:autoSpaceDN w:val="0"/>
+              <w:adjustRightInd w:val="0"/>
+              <w:spacing w:line="252" w:lineRule="auto"/>
+              <w:ind w:right="132"/>
+              <w:rPr>
+                <w:rFonts w:ascii="BRH Malayalam Extra" w:hAnsi="BRH Malayalam Extra" w:cs="BRH Malayalam Extra"/>
+                <w:sz w:val="40"/>
+                <w:szCs w:val="40"/>
+                <w:lang w:val="it-IT"/>
+              </w:rPr>
+            </w:pPr>
+            <w:r>
+              <w:rPr>
+                <w:rFonts w:ascii="BRH Devanagari Extra" w:hAnsi="BRH Devanagari Extra" w:cs="BRH Devanagari Extra"/>
+                <w:sz w:val="40"/>
+                <w:szCs w:val="40"/>
+                <w:lang w:val="it-IT"/>
+              </w:rPr>
+              <w:t>qÉ×</w:t>
+            </w:r>
+            <w:r>
+              <w:rPr>
+                <w:rFonts w:ascii="BRH Malayalam Extra" w:hAnsi="BRH Malayalam Extra" w:cs="BRH Devanagari Extra"/>
+                <w:sz w:val="34"/>
+                <w:szCs w:val="40"/>
+                <w:lang w:val="it-IT"/>
+              </w:rPr>
+              <w:t>–</w:t>
+            </w:r>
+            <w:r>
+              <w:rPr>
+                <w:rFonts w:ascii="BRH Devanagari Extra" w:hAnsi="BRH Devanagari Extra" w:cs="BRH Devanagari Extra"/>
+                <w:sz w:val="40"/>
+                <w:szCs w:val="40"/>
+                <w:lang w:val="it-IT"/>
+              </w:rPr>
+              <w:t>zÉå</w:t>
+            </w:r>
+            <w:r>
+              <w:rPr>
+                <w:rFonts w:ascii="BRH Malayalam Extra" w:hAnsi="BRH Malayalam Extra" w:cs="BRH Devanagari Extra"/>
+                <w:sz w:val="34"/>
+                <w:szCs w:val="40"/>
+                <w:lang w:val="it-IT"/>
+              </w:rPr>
+              <w:t>–</w:t>
+            </w:r>
+            <w:r>
+              <w:rPr>
+                <w:rFonts w:ascii="BRH Devanagari Extra" w:hAnsi="BRH Devanagari Extra" w:cs="BRH Devanagari Extra"/>
+                <w:sz w:val="40"/>
+                <w:szCs w:val="40"/>
+                <w:lang w:val="it-IT"/>
+              </w:rPr>
+              <w:t>iÉç | Ì§É</w:t>
+            </w:r>
+            <w:r>
+              <w:rPr>
+                <w:rFonts w:ascii="BRH Malayalam Extra" w:hAnsi="BRH Malayalam Extra" w:cs="BRH Devanagari Extra"/>
+                <w:sz w:val="34"/>
+                <w:szCs w:val="40"/>
+                <w:lang w:val="it-IT"/>
+              </w:rPr>
+              <w:t>–</w:t>
+            </w:r>
+            <w:r>
+              <w:rPr>
+                <w:rFonts w:ascii="BRH Devanagari Extra" w:hAnsi="BRH Devanagari Extra" w:cs="BRH Devanagari Extra"/>
+                <w:sz w:val="40"/>
+                <w:szCs w:val="40"/>
+                <w:lang w:val="it-IT"/>
+              </w:rPr>
+              <w:t>¹ÒpÉÉÿ</w:t>
+            </w:r>
+            <w:r>
+              <w:rPr>
+                <w:rFonts w:ascii="BRH Devanagari Extra" w:hAnsi="BRH Devanagari Extra" w:cs="BRH Devanagari Extra"/>
+                <w:sz w:val="40"/>
+                <w:szCs w:val="40"/>
+                <w:highlight w:val="yellow"/>
+                <w:lang w:val="it-IT"/>
+              </w:rPr>
+              <w:t>È</w:t>
+            </w:r>
+            <w:r>
+              <w:rPr>
+                <w:rFonts w:ascii="BRH Devanagari Extra" w:hAnsi="BRH Devanagari Extra" w:cs="BRH Devanagari Extra"/>
+                <w:sz w:val="40"/>
+                <w:szCs w:val="40"/>
+                <w:lang w:val="it-IT"/>
+              </w:rPr>
+              <w:t xml:space="preserve"> |</w:t>
+            </w:r>
+          </w:p>
+        </w:tc>
+        <w:tc>
+          <w:tcPr>
+            <w:tcW w:w="4961" w:type="dxa"/>
+            <w:tcBorders>
+              <w:top w:val="single" w:sz="4" w:space="0" w:color="000000"/>
+              <w:left w:val="single" w:sz="4" w:space="0" w:color="000000"/>
+              <w:bottom w:val="single" w:sz="4" w:space="0" w:color="000000"/>
+              <w:right w:val="single" w:sz="4" w:space="0" w:color="000000"/>
+            </w:tcBorders>
+          </w:tcPr>
+          <w:p>
+            <w:pPr>
+              <w:widowControl w:val="0"/>
+              <w:autoSpaceDE w:val="0"/>
+              <w:autoSpaceDN w:val="0"/>
+              <w:adjustRightInd w:val="0"/>
+              <w:spacing w:line="252" w:lineRule="auto"/>
+              <w:ind w:right="132"/>
+              <w:rPr>
+                <w:rFonts w:ascii="BRH Malayalam Extra" w:hAnsi="BRH Malayalam Extra" w:cs="BRH Malayalam Extra"/>
+                <w:sz w:val="40"/>
+                <w:szCs w:val="40"/>
+                <w:lang w:val="it-IT"/>
+              </w:rPr>
+            </w:pPr>
+            <w:r>
+              <w:rPr>
+                <w:rFonts w:ascii="BRH Devanagari Extra" w:hAnsi="BRH Devanagari Extra" w:cs="BRH Devanagari Extra"/>
+                <w:sz w:val="40"/>
+                <w:szCs w:val="40"/>
+                <w:lang w:val="it-IT"/>
+              </w:rPr>
+              <w:t>qÉ×</w:t>
+            </w:r>
+            <w:r>
+              <w:rPr>
+                <w:rFonts w:ascii="BRH Malayalam Extra" w:hAnsi="BRH Malayalam Extra" w:cs="BRH Devanagari Extra"/>
+                <w:sz w:val="34"/>
+                <w:szCs w:val="40"/>
+                <w:lang w:val="it-IT"/>
+              </w:rPr>
+              <w:t>–</w:t>
+            </w:r>
+            <w:r>
+              <w:rPr>
+                <w:rFonts w:ascii="BRH Devanagari Extra" w:hAnsi="BRH Devanagari Extra" w:cs="BRH Devanagari Extra"/>
+                <w:sz w:val="40"/>
+                <w:szCs w:val="40"/>
+                <w:lang w:val="it-IT"/>
+              </w:rPr>
+              <w:t>zÉå</w:t>
+            </w:r>
+            <w:r>
+              <w:rPr>
+                <w:rFonts w:ascii="BRH Malayalam Extra" w:hAnsi="BRH Malayalam Extra" w:cs="BRH Devanagari Extra"/>
+                <w:sz w:val="34"/>
+                <w:szCs w:val="40"/>
+                <w:lang w:val="it-IT"/>
+              </w:rPr>
+              <w:t>–</w:t>
+            </w:r>
+            <w:r>
+              <w:rPr>
+                <w:rFonts w:ascii="BRH Devanagari Extra" w:hAnsi="BRH Devanagari Extra" w:cs="BRH Devanagari Extra"/>
+                <w:sz w:val="40"/>
+                <w:szCs w:val="40"/>
+                <w:lang w:val="it-IT"/>
+              </w:rPr>
+              <w:t>iÉç | Ì§É</w:t>
+            </w:r>
+            <w:r>
+              <w:rPr>
+                <w:rFonts w:ascii="BRH Malayalam Extra" w:hAnsi="BRH Malayalam Extra" w:cs="BRH Devanagari Extra"/>
+                <w:sz w:val="34"/>
+                <w:szCs w:val="40"/>
+                <w:lang w:val="it-IT"/>
+              </w:rPr>
+              <w:t>–</w:t>
+            </w:r>
+            <w:r>
+              <w:rPr>
+                <w:rFonts w:ascii="BRH Devanagari Extra" w:hAnsi="BRH Devanagari Extra" w:cs="BRH Devanagari Extra"/>
+                <w:sz w:val="40"/>
+                <w:szCs w:val="40"/>
+                <w:lang w:val="it-IT"/>
+              </w:rPr>
+              <w:t>¹Ò</w:t>
+            </w:r>
+            <w:r>
+              <w:rPr>
+                <w:rFonts w:ascii="BRH Devanagari Extra" w:hAnsi="BRH Devanagari Extra" w:cs="BRH Devanagari Extra"/>
+                <w:sz w:val="40"/>
+                <w:szCs w:val="40"/>
+                <w:highlight w:val="green"/>
+                <w:lang w:val="it-IT"/>
+              </w:rPr>
+              <w:t>pÉÉ</w:t>
+            </w:r>
+            <w:r>
+              <w:rPr>
+                <w:rFonts w:ascii="BRH Devanagari Extra" w:hAnsi="BRH Devanagari Extra" w:cs="BRH Devanagari Extra"/>
+                <w:sz w:val="40"/>
+                <w:szCs w:val="40"/>
+                <w:lang w:val="it-IT"/>
+              </w:rPr>
+              <w:t>ÿ |</w:t>
+            </w:r>
+          </w:p>
+        </w:tc>
+      </w:tr>
+    </w:tbl>
+    <w:p>
+      <w:pPr>
+        <w:jc w:val="center"/>
+        <w:rPr>
+          <w:b/>
+          <w:bCs/>
+          <w:sz w:val="32"/>
+          <w:szCs w:val="32"/>
+          <w:u w:val="single"/>
+          <w:lang w:val="it-IT"/>
+        </w:rPr>
+      </w:pPr>
+    </w:p>
+    <w:p>
+      <w:pPr>
+        <w:jc w:val="center"/>
+        <w:rPr>
+          <w:b/>
+          <w:bCs/>
+          <w:sz w:val="32"/>
+          <w:szCs w:val="32"/>
+          <w:u w:val="single"/>
+          <w:lang w:val="it-IT"/>
+        </w:rPr>
+      </w:pPr>
+    </w:p>
     <w:p>
       <w:pPr>
         <w:jc w:val="center"/>
@@ -1186,7 +1737,7 @@
           <w:sz w:val="32"/>
           <w:szCs w:val="32"/>
           <w:u w:val="single"/>
-          <w:lang w:val="it-IT"/>
+          <w:lang w:val="en-IN"/>
         </w:rPr>
       </w:pPr>
       <w:r>
@@ -1196,8 +1747,9 @@
           <w:sz w:val="32"/>
           <w:szCs w:val="32"/>
           <w:u w:val="single"/>
-          <w:lang w:val="it-IT"/>
-        </w:rPr>
+          <w:lang w:val="en-IN"/>
+        </w:rPr>
+        <w:lastRenderedPageBreak/>
         <w:t>==========</w:t>
       </w:r>
     </w:p>
@@ -1222,7 +1774,7 @@
           <w:sz w:val="32"/>
           <w:szCs w:val="32"/>
           <w:u w:val="single"/>
-          <w:lang w:val="it-IT"/>
+          <w:lang w:val="en-IN"/>
         </w:rPr>
       </w:pPr>
     </w:p>
@@ -1247,7 +1799,7 @@
           <w:sz w:val="32"/>
           <w:szCs w:val="32"/>
           <w:u w:val="single"/>
-          <w:lang w:val="it-IT"/>
+          <w:lang w:val="en-IN"/>
         </w:rPr>
       </w:pPr>
     </w:p>
@@ -1272,7 +1824,7 @@
           <w:sz w:val="32"/>
           <w:szCs w:val="32"/>
           <w:u w:val="single"/>
-          <w:lang w:val="it-IT"/>
+          <w:lang w:val="en-IN"/>
         </w:rPr>
       </w:pPr>
     </w:p>
@@ -1295,7 +1847,6 @@
           <w:szCs w:val="32"/>
           <w:u w:val="single"/>
         </w:rPr>
-        <w:lastRenderedPageBreak/>
         <w:t xml:space="preserve">TS Pada Paatam – TS 5.7 </w:t>
       </w:r>
       <w:r>
@@ -2340,6 +2891,7 @@
                 <w:sz w:val="32"/>
                 <w:szCs w:val="32"/>
               </w:rPr>
+              <w:lastRenderedPageBreak/>
               <w:t>Section, Paragraph</w:t>
             </w:r>
           </w:p>
@@ -3068,7 +3620,6 @@
                 <w:szCs w:val="28"/>
                 <w:lang w:val="it-IT" w:bidi="ta-IN"/>
               </w:rPr>
-              <w:lastRenderedPageBreak/>
               <w:t>5.7.8.1 – Padam</w:t>
             </w:r>
           </w:p>
@@ -4131,6 +4682,7 @@
                 <w:sz w:val="32"/>
                 <w:szCs w:val="32"/>
               </w:rPr>
+              <w:lastRenderedPageBreak/>
               <w:t>Reference</w:t>
             </w:r>
           </w:p>
@@ -4157,6 +4709,7 @@
                 <w:sz w:val="32"/>
                 <w:szCs w:val="32"/>
               </w:rPr>
+              <w:lastRenderedPageBreak/>
               <w:t>As Printed</w:t>
             </w:r>
           </w:p>
@@ -4999,7 +5552,6 @@
                 <w:szCs w:val="28"/>
                 <w:lang w:bidi="ta-IN"/>
               </w:rPr>
-              <w:lastRenderedPageBreak/>
               <w:t>5.7.8.</w:t>
             </w:r>
             <w:r>
@@ -5997,6 +6549,7 @@
                 <w:sz w:val="32"/>
                 <w:szCs w:val="32"/>
               </w:rPr>
+              <w:lastRenderedPageBreak/>
               <w:t>Reference</w:t>
             </w:r>
           </w:p>
@@ -6023,6 +6576,7 @@
                 <w:sz w:val="32"/>
                 <w:szCs w:val="32"/>
               </w:rPr>
+              <w:lastRenderedPageBreak/>
               <w:t>As Printed</w:t>
             </w:r>
           </w:p>
